--- a/submission_upload/02_Tables/Table2_Pipeline_Design_Comparisons.docx
+++ b/submission_upload/02_Tables/Table2_Pipeline_Design_Comparisons.docx
@@ -21,6 +21,14 @@
         <w:tblStyle w:val="TableGrid"/>
         <w:tblW w:type="auto" w:w="0"/>
         <w:jc w:val="center"/>
+        <w:tblBorders>
+          <w:top w:val="single" w:sz="8" w:space="0" w:color="000000"/>
+          <w:left w:val="single" w:sz="8" w:space="0" w:color="000000"/>
+          <w:bottom w:val="single" w:sz="8" w:space="0" w:color="000000"/>
+          <w:right w:val="single" w:sz="8" w:space="0" w:color="000000"/>
+          <w:insideH w:val="single" w:sz="8" w:space="0" w:color="000000"/>
+          <w:insideV w:val="single" w:sz="8" w:space="0" w:color="000000"/>
+        </w:tblBorders>
         <w:tblLayout w:type="autofit"/>
         <w:tblLook w:firstColumn="1" w:firstRow="1" w:lastColumn="0" w:lastRow="0" w:noHBand="0" w:noVBand="1" w:val="04A0"/>
       </w:tblPr>
@@ -39,6 +47,12 @@
         <w:tc>
           <w:tcPr>
             <w:tcW w:type="dxa" w:w="2352"/>
+            <w:tcBorders>
+              <w:top w:val="single" w:sz="8" w:space="0" w:color="000000"/>
+              <w:left w:val="single" w:sz="8" w:space="0" w:color="000000"/>
+              <w:bottom w:val="single" w:sz="8" w:space="0" w:color="000000"/>
+              <w:right w:val="single" w:sz="8" w:space="0" w:color="000000"/>
+            </w:tcBorders>
             <w:vAlign w:val="center"/>
           </w:tcPr>
           <w:p>
@@ -61,6 +75,12 @@
         <w:tc>
           <w:tcPr>
             <w:tcW w:type="dxa" w:w="2352"/>
+            <w:tcBorders>
+              <w:top w:val="single" w:sz="8" w:space="0" w:color="000000"/>
+              <w:left w:val="single" w:sz="8" w:space="0" w:color="000000"/>
+              <w:bottom w:val="single" w:sz="8" w:space="0" w:color="000000"/>
+              <w:right w:val="single" w:sz="8" w:space="0" w:color="000000"/>
+            </w:tcBorders>
             <w:vAlign w:val="center"/>
           </w:tcPr>
           <w:p>
@@ -83,6 +103,12 @@
         <w:tc>
           <w:tcPr>
             <w:tcW w:type="dxa" w:w="2352"/>
+            <w:tcBorders>
+              <w:top w:val="single" w:sz="8" w:space="0" w:color="000000"/>
+              <w:left w:val="single" w:sz="8" w:space="0" w:color="000000"/>
+              <w:bottom w:val="single" w:sz="8" w:space="0" w:color="000000"/>
+              <w:right w:val="single" w:sz="8" w:space="0" w:color="000000"/>
+            </w:tcBorders>
             <w:vAlign w:val="center"/>
           </w:tcPr>
           <w:p>
@@ -105,6 +131,12 @@
         <w:tc>
           <w:tcPr>
             <w:tcW w:type="dxa" w:w="2352"/>
+            <w:tcBorders>
+              <w:top w:val="single" w:sz="8" w:space="0" w:color="000000"/>
+              <w:left w:val="single" w:sz="8" w:space="0" w:color="000000"/>
+              <w:bottom w:val="single" w:sz="8" w:space="0" w:color="000000"/>
+              <w:right w:val="single" w:sz="8" w:space="0" w:color="000000"/>
+            </w:tcBorders>
             <w:vAlign w:val="center"/>
           </w:tcPr>
           <w:p>
@@ -127,6 +159,12 @@
         <w:tc>
           <w:tcPr>
             <w:tcW w:type="dxa" w:w="2352"/>
+            <w:tcBorders>
+              <w:top w:val="single" w:sz="8" w:space="0" w:color="000000"/>
+              <w:left w:val="single" w:sz="8" w:space="0" w:color="000000"/>
+              <w:bottom w:val="single" w:sz="8" w:space="0" w:color="000000"/>
+              <w:right w:val="single" w:sz="8" w:space="0" w:color="000000"/>
+            </w:tcBorders>
             <w:vAlign w:val="center"/>
           </w:tcPr>
           <w:p>
@@ -149,6 +187,12 @@
         <w:tc>
           <w:tcPr>
             <w:tcW w:type="dxa" w:w="2352"/>
+            <w:tcBorders>
+              <w:top w:val="single" w:sz="8" w:space="0" w:color="000000"/>
+              <w:left w:val="single" w:sz="8" w:space="0" w:color="000000"/>
+              <w:bottom w:val="single" w:sz="8" w:space="0" w:color="000000"/>
+              <w:right w:val="single" w:sz="8" w:space="0" w:color="000000"/>
+            </w:tcBorders>
             <w:vAlign w:val="center"/>
           </w:tcPr>
           <w:p>
@@ -174,6 +218,12 @@
           <w:tcPr>
             <w:tcW w:type="dxa" w:w="14112"/>
             <w:gridSpan w:val="6"/>
+            <w:tcBorders>
+              <w:top w:val="single" w:sz="8" w:space="0" w:color="000000"/>
+              <w:left w:val="single" w:sz="8" w:space="0" w:color="000000"/>
+              <w:bottom w:val="single" w:sz="8" w:space="0" w:color="000000"/>
+              <w:right w:val="single" w:sz="8" w:space="0" w:color="000000"/>
+            </w:tcBorders>
             <w:vAlign w:val="center"/>
           </w:tcPr>
           <w:p>
@@ -198,6 +248,12 @@
         <w:tc>
           <w:tcPr>
             <w:tcW w:type="dxa" w:w="2352"/>
+            <w:tcBorders>
+              <w:top w:val="single" w:sz="8" w:space="0" w:color="000000"/>
+              <w:left w:val="single" w:sz="8" w:space="0" w:color="000000"/>
+              <w:bottom w:val="single" w:sz="8" w:space="0" w:color="000000"/>
+              <w:right w:val="single" w:sz="8" w:space="0" w:color="000000"/>
+            </w:tcBorders>
             <w:vAlign w:val="center"/>
           </w:tcPr>
           <w:p>
@@ -220,6 +276,12 @@
         <w:tc>
           <w:tcPr>
             <w:tcW w:type="dxa" w:w="2352"/>
+            <w:tcBorders>
+              <w:top w:val="single" w:sz="8" w:space="0" w:color="000000"/>
+              <w:left w:val="single" w:sz="8" w:space="0" w:color="000000"/>
+              <w:bottom w:val="single" w:sz="8" w:space="0" w:color="000000"/>
+              <w:right w:val="single" w:sz="8" w:space="0" w:color="000000"/>
+            </w:tcBorders>
             <w:vAlign w:val="center"/>
           </w:tcPr>
           <w:p>
@@ -242,6 +304,12 @@
         <w:tc>
           <w:tcPr>
             <w:tcW w:type="dxa" w:w="2352"/>
+            <w:tcBorders>
+              <w:top w:val="single" w:sz="8" w:space="0" w:color="000000"/>
+              <w:left w:val="single" w:sz="8" w:space="0" w:color="000000"/>
+              <w:bottom w:val="single" w:sz="8" w:space="0" w:color="000000"/>
+              <w:right w:val="single" w:sz="8" w:space="0" w:color="000000"/>
+            </w:tcBorders>
             <w:vAlign w:val="center"/>
           </w:tcPr>
           <w:p>
@@ -264,6 +332,12 @@
         <w:tc>
           <w:tcPr>
             <w:tcW w:type="dxa" w:w="2352"/>
+            <w:tcBorders>
+              <w:top w:val="single" w:sz="8" w:space="0" w:color="000000"/>
+              <w:left w:val="single" w:sz="8" w:space="0" w:color="000000"/>
+              <w:bottom w:val="single" w:sz="8" w:space="0" w:color="000000"/>
+              <w:right w:val="single" w:sz="8" w:space="0" w:color="000000"/>
+            </w:tcBorders>
             <w:vAlign w:val="center"/>
           </w:tcPr>
           <w:p>
@@ -286,6 +360,12 @@
         <w:tc>
           <w:tcPr>
             <w:tcW w:type="dxa" w:w="2352"/>
+            <w:tcBorders>
+              <w:top w:val="single" w:sz="8" w:space="0" w:color="000000"/>
+              <w:left w:val="single" w:sz="8" w:space="0" w:color="000000"/>
+              <w:bottom w:val="single" w:sz="8" w:space="0" w:color="000000"/>
+              <w:right w:val="single" w:sz="8" w:space="0" w:color="000000"/>
+            </w:tcBorders>
             <w:vAlign w:val="center"/>
           </w:tcPr>
           <w:p>
@@ -308,6 +388,12 @@
         <w:tc>
           <w:tcPr>
             <w:tcW w:type="dxa" w:w="2352"/>
+            <w:tcBorders>
+              <w:top w:val="single" w:sz="8" w:space="0" w:color="000000"/>
+              <w:left w:val="single" w:sz="8" w:space="0" w:color="000000"/>
+              <w:bottom w:val="single" w:sz="8" w:space="0" w:color="000000"/>
+              <w:right w:val="single" w:sz="8" w:space="0" w:color="000000"/>
+            </w:tcBorders>
             <w:vAlign w:val="center"/>
           </w:tcPr>
           <w:p>
@@ -332,6 +418,12 @@
         <w:tc>
           <w:tcPr>
             <w:tcW w:type="dxa" w:w="2352"/>
+            <w:tcBorders>
+              <w:top w:val="single" w:sz="8" w:space="0" w:color="000000"/>
+              <w:left w:val="single" w:sz="8" w:space="0" w:color="000000"/>
+              <w:bottom w:val="single" w:sz="8" w:space="0" w:color="000000"/>
+              <w:right w:val="single" w:sz="8" w:space="0" w:color="000000"/>
+            </w:tcBorders>
             <w:vAlign w:val="center"/>
           </w:tcPr>
           <w:p>
@@ -354,6 +446,12 @@
         <w:tc>
           <w:tcPr>
             <w:tcW w:type="dxa" w:w="2352"/>
+            <w:tcBorders>
+              <w:top w:val="single" w:sz="8" w:space="0" w:color="000000"/>
+              <w:left w:val="single" w:sz="8" w:space="0" w:color="000000"/>
+              <w:bottom w:val="single" w:sz="8" w:space="0" w:color="000000"/>
+              <w:right w:val="single" w:sz="8" w:space="0" w:color="000000"/>
+            </w:tcBorders>
             <w:vAlign w:val="center"/>
           </w:tcPr>
           <w:p>
@@ -376,6 +474,12 @@
         <w:tc>
           <w:tcPr>
             <w:tcW w:type="dxa" w:w="2352"/>
+            <w:tcBorders>
+              <w:top w:val="single" w:sz="8" w:space="0" w:color="000000"/>
+              <w:left w:val="single" w:sz="8" w:space="0" w:color="000000"/>
+              <w:bottom w:val="single" w:sz="8" w:space="0" w:color="000000"/>
+              <w:right w:val="single" w:sz="8" w:space="0" w:color="000000"/>
+            </w:tcBorders>
             <w:vAlign w:val="center"/>
           </w:tcPr>
           <w:p>
@@ -398,6 +502,12 @@
         <w:tc>
           <w:tcPr>
             <w:tcW w:type="dxa" w:w="2352"/>
+            <w:tcBorders>
+              <w:top w:val="single" w:sz="8" w:space="0" w:color="000000"/>
+              <w:left w:val="single" w:sz="8" w:space="0" w:color="000000"/>
+              <w:bottom w:val="single" w:sz="8" w:space="0" w:color="000000"/>
+              <w:right w:val="single" w:sz="8" w:space="0" w:color="000000"/>
+            </w:tcBorders>
             <w:vAlign w:val="center"/>
           </w:tcPr>
           <w:p>
@@ -420,6 +530,12 @@
         <w:tc>
           <w:tcPr>
             <w:tcW w:type="dxa" w:w="2352"/>
+            <w:tcBorders>
+              <w:top w:val="single" w:sz="8" w:space="0" w:color="000000"/>
+              <w:left w:val="single" w:sz="8" w:space="0" w:color="000000"/>
+              <w:bottom w:val="single" w:sz="8" w:space="0" w:color="000000"/>
+              <w:right w:val="single" w:sz="8" w:space="0" w:color="000000"/>
+            </w:tcBorders>
             <w:vAlign w:val="center"/>
           </w:tcPr>
           <w:p>
@@ -442,6 +558,12 @@
         <w:tc>
           <w:tcPr>
             <w:tcW w:type="dxa" w:w="2352"/>
+            <w:tcBorders>
+              <w:top w:val="single" w:sz="8" w:space="0" w:color="000000"/>
+              <w:left w:val="single" w:sz="8" w:space="0" w:color="000000"/>
+              <w:bottom w:val="single" w:sz="8" w:space="0" w:color="000000"/>
+              <w:right w:val="single" w:sz="8" w:space="0" w:color="000000"/>
+            </w:tcBorders>
             <w:vAlign w:val="center"/>
           </w:tcPr>
           <w:p>
@@ -467,6 +589,12 @@
           <w:tcPr>
             <w:tcW w:type="dxa" w:w="14112"/>
             <w:gridSpan w:val="6"/>
+            <w:tcBorders>
+              <w:top w:val="single" w:sz="8" w:space="0" w:color="000000"/>
+              <w:left w:val="single" w:sz="8" w:space="0" w:color="000000"/>
+              <w:bottom w:val="single" w:sz="8" w:space="0" w:color="000000"/>
+              <w:right w:val="single" w:sz="8" w:space="0" w:color="000000"/>
+            </w:tcBorders>
             <w:vAlign w:val="center"/>
           </w:tcPr>
           <w:p>
@@ -491,6 +619,12 @@
         <w:tc>
           <w:tcPr>
             <w:tcW w:type="dxa" w:w="2352"/>
+            <w:tcBorders>
+              <w:top w:val="single" w:sz="8" w:space="0" w:color="000000"/>
+              <w:left w:val="single" w:sz="8" w:space="0" w:color="000000"/>
+              <w:bottom w:val="single" w:sz="8" w:space="0" w:color="000000"/>
+              <w:right w:val="single" w:sz="8" w:space="0" w:color="000000"/>
+            </w:tcBorders>
             <w:vAlign w:val="center"/>
           </w:tcPr>
           <w:p>
@@ -513,6 +647,12 @@
         <w:tc>
           <w:tcPr>
             <w:tcW w:type="dxa" w:w="2352"/>
+            <w:tcBorders>
+              <w:top w:val="single" w:sz="8" w:space="0" w:color="000000"/>
+              <w:left w:val="single" w:sz="8" w:space="0" w:color="000000"/>
+              <w:bottom w:val="single" w:sz="8" w:space="0" w:color="000000"/>
+              <w:right w:val="single" w:sz="8" w:space="0" w:color="000000"/>
+            </w:tcBorders>
             <w:vAlign w:val="center"/>
           </w:tcPr>
           <w:p>
@@ -535,6 +675,12 @@
         <w:tc>
           <w:tcPr>
             <w:tcW w:type="dxa" w:w="2352"/>
+            <w:tcBorders>
+              <w:top w:val="single" w:sz="8" w:space="0" w:color="000000"/>
+              <w:left w:val="single" w:sz="8" w:space="0" w:color="000000"/>
+              <w:bottom w:val="single" w:sz="8" w:space="0" w:color="000000"/>
+              <w:right w:val="single" w:sz="8" w:space="0" w:color="000000"/>
+            </w:tcBorders>
             <w:vAlign w:val="center"/>
           </w:tcPr>
           <w:p>
@@ -557,6 +703,12 @@
         <w:tc>
           <w:tcPr>
             <w:tcW w:type="dxa" w:w="2352"/>
+            <w:tcBorders>
+              <w:top w:val="single" w:sz="8" w:space="0" w:color="000000"/>
+              <w:left w:val="single" w:sz="8" w:space="0" w:color="000000"/>
+              <w:bottom w:val="single" w:sz="8" w:space="0" w:color="000000"/>
+              <w:right w:val="single" w:sz="8" w:space="0" w:color="000000"/>
+            </w:tcBorders>
             <w:vAlign w:val="center"/>
           </w:tcPr>
           <w:p>
@@ -579,6 +731,12 @@
         <w:tc>
           <w:tcPr>
             <w:tcW w:type="dxa" w:w="2352"/>
+            <w:tcBorders>
+              <w:top w:val="single" w:sz="8" w:space="0" w:color="000000"/>
+              <w:left w:val="single" w:sz="8" w:space="0" w:color="000000"/>
+              <w:bottom w:val="single" w:sz="8" w:space="0" w:color="000000"/>
+              <w:right w:val="single" w:sz="8" w:space="0" w:color="000000"/>
+            </w:tcBorders>
             <w:vAlign w:val="center"/>
           </w:tcPr>
           <w:p>
@@ -601,6 +759,12 @@
         <w:tc>
           <w:tcPr>
             <w:tcW w:type="dxa" w:w="2352"/>
+            <w:tcBorders>
+              <w:top w:val="single" w:sz="8" w:space="0" w:color="000000"/>
+              <w:left w:val="single" w:sz="8" w:space="0" w:color="000000"/>
+              <w:bottom w:val="single" w:sz="8" w:space="0" w:color="000000"/>
+              <w:right w:val="single" w:sz="8" w:space="0" w:color="000000"/>
+            </w:tcBorders>
             <w:vAlign w:val="center"/>
           </w:tcPr>
           <w:p>
@@ -625,6 +789,12 @@
         <w:tc>
           <w:tcPr>
             <w:tcW w:type="dxa" w:w="2352"/>
+            <w:tcBorders>
+              <w:top w:val="single" w:sz="8" w:space="0" w:color="000000"/>
+              <w:left w:val="single" w:sz="8" w:space="0" w:color="000000"/>
+              <w:bottom w:val="single" w:sz="8" w:space="0" w:color="000000"/>
+              <w:right w:val="single" w:sz="8" w:space="0" w:color="000000"/>
+            </w:tcBorders>
             <w:vAlign w:val="center"/>
           </w:tcPr>
           <w:p>
@@ -647,6 +817,12 @@
         <w:tc>
           <w:tcPr>
             <w:tcW w:type="dxa" w:w="2352"/>
+            <w:tcBorders>
+              <w:top w:val="single" w:sz="8" w:space="0" w:color="000000"/>
+              <w:left w:val="single" w:sz="8" w:space="0" w:color="000000"/>
+              <w:bottom w:val="single" w:sz="8" w:space="0" w:color="000000"/>
+              <w:right w:val="single" w:sz="8" w:space="0" w:color="000000"/>
+            </w:tcBorders>
             <w:vAlign w:val="center"/>
           </w:tcPr>
           <w:p>
@@ -669,6 +845,12 @@
         <w:tc>
           <w:tcPr>
             <w:tcW w:type="dxa" w:w="2352"/>
+            <w:tcBorders>
+              <w:top w:val="single" w:sz="8" w:space="0" w:color="000000"/>
+              <w:left w:val="single" w:sz="8" w:space="0" w:color="000000"/>
+              <w:bottom w:val="single" w:sz="8" w:space="0" w:color="000000"/>
+              <w:right w:val="single" w:sz="8" w:space="0" w:color="000000"/>
+            </w:tcBorders>
             <w:vAlign w:val="center"/>
           </w:tcPr>
           <w:p>
@@ -691,6 +873,12 @@
         <w:tc>
           <w:tcPr>
             <w:tcW w:type="dxa" w:w="2352"/>
+            <w:tcBorders>
+              <w:top w:val="single" w:sz="8" w:space="0" w:color="000000"/>
+              <w:left w:val="single" w:sz="8" w:space="0" w:color="000000"/>
+              <w:bottom w:val="single" w:sz="8" w:space="0" w:color="000000"/>
+              <w:right w:val="single" w:sz="8" w:space="0" w:color="000000"/>
+            </w:tcBorders>
             <w:vAlign w:val="center"/>
           </w:tcPr>
           <w:p>
@@ -713,6 +901,12 @@
         <w:tc>
           <w:tcPr>
             <w:tcW w:type="dxa" w:w="2352"/>
+            <w:tcBorders>
+              <w:top w:val="single" w:sz="8" w:space="0" w:color="000000"/>
+              <w:left w:val="single" w:sz="8" w:space="0" w:color="000000"/>
+              <w:bottom w:val="single" w:sz="8" w:space="0" w:color="000000"/>
+              <w:right w:val="single" w:sz="8" w:space="0" w:color="000000"/>
+            </w:tcBorders>
             <w:vAlign w:val="center"/>
           </w:tcPr>
           <w:p>
@@ -735,6 +929,12 @@
         <w:tc>
           <w:tcPr>
             <w:tcW w:type="dxa" w:w="2352"/>
+            <w:tcBorders>
+              <w:top w:val="single" w:sz="8" w:space="0" w:color="000000"/>
+              <w:left w:val="single" w:sz="8" w:space="0" w:color="000000"/>
+              <w:bottom w:val="single" w:sz="8" w:space="0" w:color="000000"/>
+              <w:right w:val="single" w:sz="8" w:space="0" w:color="000000"/>
+            </w:tcBorders>
             <w:vAlign w:val="center"/>
           </w:tcPr>
           <w:p>
